--- a/plantillas/inmobiliaria/D1_Dictamen_Sujecion_Normativa_v3.docx
+++ b/plantillas/inmobiliaria/D1_Dictamen_Sujecion_Normativa_v3.docx
@@ -40,18 +40,7 @@
                 <w:sz w:val="16"/>
                 <w:szCs w:val="16"/>
               </w:rPr>
-              <w:t>CERTUS PLD</w:t>
-            </w:r>
-            <w:r>
-              <w:rPr>
-                <w:b/>
-                <w:bCs/>
-                <w:color w:val="C38135"/>
-                <w:spacing w:val="120"/>
-                <w:sz w:val="16"/>
-                <w:szCs w:val="16"/>
-              </w:rPr>
-              <w:t xml:space="preserve">                                      </w:t>
+              <w:t xml:space="preserve">CERTUS PLD                                      </w:t>
             </w:r>
             <w:r>
               <w:rPr>
@@ -76,27 +65,7 @@
                 <w:sz w:val="30"/>
                 <w:szCs w:val="30"/>
               </w:rPr>
-              <w:t xml:space="preserve">Dictamen de </w:t>
-            </w:r>
-            <w:r>
-              <w:rPr>
-                <w:b/>
-                <w:bCs/>
-                <w:color w:val="FFFFFF"/>
-                <w:sz w:val="30"/>
-                <w:szCs w:val="30"/>
-              </w:rPr>
-              <w:t>Sujeción</w:t>
-            </w:r>
-            <w:r>
-              <w:rPr>
-                <w:b/>
-                <w:bCs/>
-                <w:color w:val="FFFFFF"/>
-                <w:sz w:val="30"/>
-                <w:szCs w:val="30"/>
-              </w:rPr>
-              <w:t xml:space="preserve"> Normativa PLD/FT</w:t>
+              <w:t xml:space="preserve">Dictamen de Sujeción Normativa PLD/FT</w:t>
             </w:r>
           </w:p>
           <w:p>
@@ -303,21 +272,7 @@
                 <w:sz w:val="20"/>
                 <w:szCs w:val="20"/>
               </w:rPr>
-              <w:t xml:space="preserve">Desarrollo, compraventa, </w:t>
-            </w:r>
-            <w:r>
-              <w:rPr>
-                <w:sz w:val="20"/>
-                <w:szCs w:val="20"/>
-              </w:rPr>
-              <w:t>intermediación</w:t>
-            </w:r>
-            <w:r>
-              <w:rPr>
-                <w:sz w:val="20"/>
-                <w:szCs w:val="20"/>
-              </w:rPr>
-              <w:t xml:space="preserve"> y arrendamiento de inmuebles</w:t>
+              <w:t xml:space="preserve">Desarrollo, compraventa, intermediación y arrendamiento de inmuebles</w:t>
             </w:r>
           </w:p>
         </w:tc>
@@ -375,21 +330,7 @@
                 <w:sz w:val="20"/>
                 <w:szCs w:val="20"/>
               </w:rPr>
-              <w:t>Certus PLD</w:t>
-            </w:r>
-            <w:r>
-              <w:rPr>
-                <w:sz w:val="20"/>
-                <w:szCs w:val="20"/>
-              </w:rPr>
-              <w:t xml:space="preserve"> | </w:t>
-            </w:r>
-            <w:r>
-              <w:rPr>
-                <w:sz w:val="20"/>
-                <w:szCs w:val="20"/>
-              </w:rPr>
-              <w:t>CERTUS CONSULTORES/ ESPINOSA SALAZAR</w:t>
+              <w:t xml:space="preserve">Certus PLD | CERTUS CONSULTORES/ ESPINOSA SALAZAR</w:t>
             </w:r>
           </w:p>
         </w:tc>
@@ -529,81 +470,7 @@
         <w:rPr>
           <w:color w:val="000000"/>
         </w:rPr>
-        <w:t xml:space="preserve">La Ley Federal para la </w:t>
-      </w:r>
-      <w:r>
-        <w:rPr>
-          <w:color w:val="000000"/>
-        </w:rPr>
-        <w:t>Prevención</w:t>
-      </w:r>
-      <w:r>
-        <w:rPr>
-          <w:color w:val="000000"/>
-        </w:rPr>
-        <w:t xml:space="preserve"> e </w:t>
-      </w:r>
-      <w:r>
-        <w:rPr>
-          <w:color w:val="000000"/>
-        </w:rPr>
-        <w:t>Identificación</w:t>
-      </w:r>
-      <w:r>
-        <w:rPr>
-          <w:color w:val="000000"/>
-        </w:rPr>
-        <w:t xml:space="preserve"> de Operaciones con Recursos de Procedencia </w:t>
-      </w:r>
-      <w:r>
-        <w:rPr>
-          <w:color w:val="000000"/>
-        </w:rPr>
-        <w:t>Ilícita</w:t>
-      </w:r>
-      <w:r>
-        <w:rPr>
-          <w:color w:val="000000"/>
-        </w:rPr>
-        <w:t xml:space="preserve"> (LFPIORPI) fue publicada en el Diario Oficial de la </w:t>
-      </w:r>
-      <w:r>
-        <w:rPr>
-          <w:color w:val="000000"/>
-        </w:rPr>
-        <w:t>Federación</w:t>
-      </w:r>
-      <w:r>
-        <w:rPr>
-          <w:color w:val="000000"/>
-        </w:rPr>
-        <w:t xml:space="preserve"> el 17 de octubre de 2012. Con fecha 16 de julio de 2025 fue publicada una reforma sustancial que incorporo la </w:t>
-      </w:r>
-      <w:r>
-        <w:rPr>
-          <w:color w:val="000000"/>
-        </w:rPr>
-        <w:t>Fracción</w:t>
-      </w:r>
-      <w:r>
-        <w:rPr>
-          <w:color w:val="000000"/>
-        </w:rPr>
-        <w:t xml:space="preserve"> V Bis al </w:t>
-      </w:r>
-      <w:proofErr w:type="spellStart"/>
-      <w:r>
-        <w:rPr>
-          <w:color w:val="000000"/>
-        </w:rPr>
-        <w:t>articulo</w:t>
-      </w:r>
-      <w:proofErr w:type="spellEnd"/>
-      <w:r>
-        <w:rPr>
-          <w:color w:val="000000"/>
-        </w:rPr>
-        <w:t xml:space="preserve"> 17, relativa al desarrollo inmobiliario y preventas, eliminando el requisito de habitualidad. El Reglamento fue reformado mediante decreto publicado en el DOF el 27 de marzo de 2026.</w:t>
+        <w:t xml:space="preserve">La Ley Federal para la Prevención e Identificación de Operaciones con Recursos de Procedencia Ilícita (LFPIORPI) fue publicada en el Diario Oficial de la Federación el 17 de octubre de 2012. Con fecha 16 de julio de 2025 fue publicada una reforma sustancial que incorporo la Fracción V Bis al articulo 17, relativa al desarrollo inmobiliario y preventas, eliminando el requisito de habitualidad. El Reglamento fue reformado mediante decreto publicado en el DOF el 27 de marzo de 2026.</w:t>
       </w:r>
     </w:p>
     <w:p/>
@@ -612,22 +479,7 @@
         <w:pStyle w:val="Ttulo1"/>
       </w:pPr>
       <w:r>
-        <w:t xml:space="preserve">II. </w:t>
-      </w:r>
-      <w:r>
-        <w:t>Sujeción</w:t>
-      </w:r>
-      <w:r>
-        <w:t xml:space="preserve"> - </w:t>
-      </w:r>
-      <w:r>
-        <w:t>Fracción</w:t>
-      </w:r>
-      <w:r>
-        <w:t xml:space="preserve"> V: Compraventa e </w:t>
-      </w:r>
-      <w:r>
-        <w:t>Intermediación</w:t>
+        <w:t xml:space="preserve">II. Sujeción - Fracción V: Compraventa e Intermediación</w:t>
       </w:r>
     </w:p>
     <w:p>
@@ -647,43 +499,7 @@
         <w:rPr>
           <w:color w:val="000000"/>
         </w:rPr>
-        <w:t xml:space="preserve">La </w:t>
-      </w:r>
-      <w:r>
-        <w:rPr>
-          <w:color w:val="000000"/>
-        </w:rPr>
-        <w:t>Fracción</w:t>
-      </w:r>
-      <w:r>
-        <w:rPr>
-          <w:color w:val="000000"/>
-        </w:rPr>
-        <w:t xml:space="preserve"> V del articulo 17 LFPIORPI establece la </w:t>
-      </w:r>
-      <w:r>
-        <w:rPr>
-          <w:color w:val="000000"/>
-        </w:rPr>
-        <w:t>obligación</w:t>
-      </w:r>
-      <w:r>
-        <w:rPr>
-          <w:color w:val="000000"/>
-        </w:rPr>
-        <w:t xml:space="preserve"> de quienes realicen compraventa de bienes inmuebles o </w:t>
-      </w:r>
-      <w:r>
-        <w:rPr>
-          <w:color w:val="000000"/>
-        </w:rPr>
-        <w:t>intermediación</w:t>
-      </w:r>
-      <w:r>
-        <w:rPr>
-          <w:color w:val="000000"/>
-        </w:rPr>
-        <w:t xml:space="preserve"> en operaciones de compraventa de inmuebles.</w:t>
+        <w:t xml:space="preserve">La Fracción V del articulo 17 LFPIORPI establece la obligación de quienes realicen compraventa de bienes inmuebles o intermediación en operaciones de compraventa de inmuebles.</w:t>
       </w:r>
     </w:p>
     <w:p>
@@ -835,8 +651,86 @@
                 <w:sz w:val="20"/>
                 <w:szCs w:val="20"/>
               </w:rPr>
-              <w:t>Identificación</w:t>
-            </w:r>
+              <w:t xml:space="preserve">Identificación del cliente</w:t>
+            </w:r>
+          </w:p>
+        </w:tc>
+        <w:tc>
+          <w:tcPr>
+            <w:tcW w:w="2800" w:type="dxa"/>
+            <w:tcBorders>
+              <w:top w:val="single" w:sz="2" w:space="0" w:color="1F3564"/>
+              <w:left w:val="single" w:sz="1" w:space="0" w:color="CCCCCC"/>
+              <w:bottom w:val="single" w:sz="1" w:space="0" w:color="CCCCCC"/>
+              <w:right w:val="single" w:sz="1" w:space="0" w:color="CCCCCC"/>
+            </w:tcBorders>
+            <w:shd w:val="clear" w:color="auto" w:fill="FFFFFF"/>
+            <w:tcMar>
+              <w:top w:w="60" w:type="dxa"/>
+              <w:left w:w="100" w:type="dxa"/>
+              <w:bottom w:w="60" w:type="dxa"/>
+              <w:right w:w="100" w:type="dxa"/>
+            </w:tcMar>
+          </w:tcPr>
+          <w:p>
+            <w:r>
+              <w:rPr>
+                <w:color w:val="000000"/>
+                <w:sz w:val="20"/>
+                <w:szCs w:val="20"/>
+              </w:rPr>
+              <w:t>SIEMPRE (sin umbral)</w:t>
+            </w:r>
+          </w:p>
+        </w:tc>
+        <w:tc>
+          <w:tcPr>
+            <w:tcW w:w="3060" w:type="dxa"/>
+            <w:tcBorders>
+              <w:top w:val="single" w:sz="2" w:space="0" w:color="1F3564"/>
+              <w:left w:val="single" w:sz="1" w:space="0" w:color="CCCCCC"/>
+              <w:bottom w:val="single" w:sz="1" w:space="0" w:color="CCCCCC"/>
+              <w:right w:val="single" w:sz="1" w:space="0" w:color="CCCCCC"/>
+            </w:tcBorders>
+            <w:shd w:val="clear" w:color="auto" w:fill="FFFFFF"/>
+            <w:tcMar>
+              <w:top w:w="60" w:type="dxa"/>
+              <w:left w:w="100" w:type="dxa"/>
+              <w:bottom w:w="60" w:type="dxa"/>
+              <w:right w:w="100" w:type="dxa"/>
+            </w:tcMar>
+          </w:tcPr>
+          <w:p>
+            <w:r>
+              <w:rPr>
+                <w:color w:val="000000"/>
+                <w:sz w:val="20"/>
+                <w:szCs w:val="20"/>
+              </w:rPr>
+              <w:t xml:space="preserve">Toda operación</w:t>
+            </w:r>
+          </w:p>
+        </w:tc>
+      </w:tr>
+      <w:tr>
+        <w:tc>
+          <w:tcPr>
+            <w:tcW w:w="3500" w:type="dxa"/>
+            <w:tcBorders>
+              <w:top w:val="single" w:sz="1" w:space="0" w:color="CCCCCC"/>
+              <w:left w:val="single" w:sz="1" w:space="0" w:color="CCCCCC"/>
+              <w:bottom w:val="single" w:sz="1" w:space="0" w:color="CCCCCC"/>
+              <w:right w:val="single" w:sz="1" w:space="0" w:color="CCCCCC"/>
+            </w:tcBorders>
+            <w:shd w:val="clear" w:color="auto" w:fill="EAE0D0"/>
+            <w:tcMar>
+              <w:top w:w="60" w:type="dxa"/>
+              <w:left w:w="100" w:type="dxa"/>
+              <w:bottom w:w="60" w:type="dxa"/>
+              <w:right w:w="100" w:type="dxa"/>
+            </w:tcMar>
+          </w:tcPr>
+          <w:p>
             <w:r>
               <w:rPr>
                 <w:b/>
@@ -845,7 +739,7 @@
                 <w:sz w:val="20"/>
                 <w:szCs w:val="20"/>
               </w:rPr>
-              <w:t xml:space="preserve"> del cliente</w:t>
+              <w:t xml:space="preserve">Presentación de aviso ante SAT</w:t>
             </w:r>
           </w:p>
         </w:tc>
@@ -853,7 +747,7 @@
           <w:tcPr>
             <w:tcW w:w="2800" w:type="dxa"/>
             <w:tcBorders>
-              <w:top w:val="single" w:sz="2" w:space="0" w:color="1F3564"/>
+              <w:top w:val="single" w:sz="1" w:space="0" w:color="CCCCCC"/>
               <w:left w:val="single" w:sz="1" w:space="0" w:color="CCCCCC"/>
               <w:bottom w:val="single" w:sz="1" w:space="0" w:color="CCCCCC"/>
               <w:right w:val="single" w:sz="1" w:space="0" w:color="CCCCCC"/>
@@ -873,7 +767,7 @@
                 <w:sz w:val="20"/>
                 <w:szCs w:val="20"/>
               </w:rPr>
-              <w:t>SIEMPRE (sin umbral)</w:t>
+              <w:t>8,025 UMA</w:t>
             </w:r>
           </w:p>
         </w:tc>
@@ -881,7 +775,7 @@
           <w:tcPr>
             <w:tcW w:w="3060" w:type="dxa"/>
             <w:tcBorders>
-              <w:top w:val="single" w:sz="2" w:space="0" w:color="1F3564"/>
+              <w:top w:val="single" w:sz="1" w:space="0" w:color="CCCCCC"/>
               <w:left w:val="single" w:sz="1" w:space="0" w:color="CCCCCC"/>
               <w:bottom w:val="single" w:sz="1" w:space="0" w:color="CCCCCC"/>
               <w:right w:val="single" w:sz="1" w:space="0" w:color="CCCCCC"/>
@@ -901,113 +795,7 @@
                 <w:sz w:val="20"/>
                 <w:szCs w:val="20"/>
               </w:rPr>
-              <w:t xml:space="preserve">Toda </w:t>
-            </w:r>
-            <w:r>
-              <w:rPr>
-                <w:color w:val="000000"/>
-                <w:sz w:val="20"/>
-                <w:szCs w:val="20"/>
-              </w:rPr>
-              <w:t>operación</w:t>
-            </w:r>
-          </w:p>
-        </w:tc>
-      </w:tr>
-      <w:tr>
-        <w:tc>
-          <w:tcPr>
-            <w:tcW w:w="3500" w:type="dxa"/>
-            <w:tcBorders>
-              <w:top w:val="single" w:sz="1" w:space="0" w:color="CCCCCC"/>
-              <w:left w:val="single" w:sz="1" w:space="0" w:color="CCCCCC"/>
-              <w:bottom w:val="single" w:sz="1" w:space="0" w:color="CCCCCC"/>
-              <w:right w:val="single" w:sz="1" w:space="0" w:color="CCCCCC"/>
-            </w:tcBorders>
-            <w:shd w:val="clear" w:color="auto" w:fill="EAE0D0"/>
-            <w:tcMar>
-              <w:top w:w="60" w:type="dxa"/>
-              <w:left w:w="100" w:type="dxa"/>
-              <w:bottom w:w="60" w:type="dxa"/>
-              <w:right w:w="100" w:type="dxa"/>
-            </w:tcMar>
-          </w:tcPr>
-          <w:p>
-            <w:r>
-              <w:rPr>
-                <w:b/>
-                <w:bCs/>
-                <w:color w:val="000000"/>
-                <w:sz w:val="20"/>
-                <w:szCs w:val="20"/>
-              </w:rPr>
-              <w:t>Presentación</w:t>
-            </w:r>
-            <w:r>
-              <w:rPr>
-                <w:b/>
-                <w:bCs/>
-                <w:color w:val="000000"/>
-                <w:sz w:val="20"/>
-                <w:szCs w:val="20"/>
-              </w:rPr>
-              <w:t xml:space="preserve"> de aviso ante SAT</w:t>
-            </w:r>
-          </w:p>
-        </w:tc>
-        <w:tc>
-          <w:tcPr>
-            <w:tcW w:w="2800" w:type="dxa"/>
-            <w:tcBorders>
-              <w:top w:val="single" w:sz="1" w:space="0" w:color="CCCCCC"/>
-              <w:left w:val="single" w:sz="1" w:space="0" w:color="CCCCCC"/>
-              <w:bottom w:val="single" w:sz="1" w:space="0" w:color="CCCCCC"/>
-              <w:right w:val="single" w:sz="1" w:space="0" w:color="CCCCCC"/>
-            </w:tcBorders>
-            <w:shd w:val="clear" w:color="auto" w:fill="FFFFFF"/>
-            <w:tcMar>
-              <w:top w:w="60" w:type="dxa"/>
-              <w:left w:w="100" w:type="dxa"/>
-              <w:bottom w:w="60" w:type="dxa"/>
-              <w:right w:w="100" w:type="dxa"/>
-            </w:tcMar>
-          </w:tcPr>
-          <w:p>
-            <w:r>
-              <w:rPr>
-                <w:color w:val="000000"/>
-                <w:sz w:val="20"/>
-                <w:szCs w:val="20"/>
-              </w:rPr>
-              <w:t>8,025 UMA</w:t>
-            </w:r>
-          </w:p>
-        </w:tc>
-        <w:tc>
-          <w:tcPr>
-            <w:tcW w:w="3060" w:type="dxa"/>
-            <w:tcBorders>
-              <w:top w:val="single" w:sz="1" w:space="0" w:color="CCCCCC"/>
-              <w:left w:val="single" w:sz="1" w:space="0" w:color="CCCCCC"/>
-              <w:bottom w:val="single" w:sz="1" w:space="0" w:color="CCCCCC"/>
-              <w:right w:val="single" w:sz="1" w:space="0" w:color="CCCCCC"/>
-            </w:tcBorders>
-            <w:shd w:val="clear" w:color="auto" w:fill="FFFFFF"/>
-            <w:tcMar>
-              <w:top w:w="60" w:type="dxa"/>
-              <w:left w:w="100" w:type="dxa"/>
-              <w:bottom w:w="60" w:type="dxa"/>
-              <w:right w:w="100" w:type="dxa"/>
-            </w:tcMar>
-          </w:tcPr>
-          <w:p>
-            <w:r>
-              <w:rPr>
-                <w:color w:val="000000"/>
-                <w:sz w:val="20"/>
-                <w:szCs w:val="20"/>
-              </w:rPr>
-              <w:t>$941,512 MXN</w:t>
+              <w:t>$941,413 MXN</w:t>
             </w:r>
           </w:p>
         </w:tc>
@@ -1019,19 +807,7 @@
         <w:pStyle w:val="Ttulo1"/>
       </w:pPr>
       <w:r>
-        <w:t xml:space="preserve">III. </w:t>
-      </w:r>
-      <w:r>
-        <w:t>Sujeción</w:t>
-      </w:r>
-      <w:r>
-        <w:t xml:space="preserve"> - </w:t>
-      </w:r>
-      <w:r>
-        <w:t>Fracción</w:t>
-      </w:r>
-      <w:r>
-        <w:t xml:space="preserve"> V Bis: Desarrollo y Preventas (Nueva)</w:t>
+        <w:t xml:space="preserve">III. Sujeción - Fracción V Bis: Desarrollo y Preventas (Nueva)</w:t>
       </w:r>
     </w:p>
     <w:tbl>
@@ -1079,39 +855,7 @@
                 <w:bCs/>
                 <w:color w:val="A36E2B"/>
               </w:rPr>
-              <w:t xml:space="preserve">NOVEDAD REFORMA JULIO 2025: La </w:t>
-            </w:r>
-            <w:r>
-              <w:rPr>
-                <w:b/>
-                <w:bCs/>
-                <w:color w:val="A36E2B"/>
-              </w:rPr>
-              <w:t>Fracción</w:t>
-            </w:r>
-            <w:r>
-              <w:rPr>
-                <w:b/>
-                <w:bCs/>
-                <w:color w:val="A36E2B"/>
-              </w:rPr>
-              <w:t xml:space="preserve"> V Bis ELIMINO el requisito de habitualidad. UNA SOLA </w:t>
-            </w:r>
-            <w:r>
-              <w:rPr>
-                <w:b/>
-                <w:bCs/>
-                <w:color w:val="A36E2B"/>
-              </w:rPr>
-              <w:t>operación</w:t>
-            </w:r>
-            <w:r>
-              <w:rPr>
-                <w:b/>
-                <w:bCs/>
-                <w:color w:val="A36E2B"/>
-              </w:rPr>
-              <w:t xml:space="preserve"> de preventa activa la totalidad de las obligaciones desde el 17 de julio de 2025.</w:t>
+              <w:t xml:space="preserve">NOVEDAD REFORMA JULIO 2025: La Fracción V Bis ELIMINO el requisito de habitualidad. UNA SOLA operación de preventa activa la totalidad de las obligaciones desde el 17 de julio de 2025.</w:t>
             </w:r>
           </w:p>
         </w:tc>
@@ -1259,8 +1003,86 @@
                 <w:sz w:val="20"/>
                 <w:szCs w:val="20"/>
               </w:rPr>
-              <w:t>Identificación</w:t>
-            </w:r>
+              <w:t xml:space="preserve">Identificación del cliente</w:t>
+            </w:r>
+          </w:p>
+        </w:tc>
+        <w:tc>
+          <w:tcPr>
+            <w:tcW w:w="2800" w:type="dxa"/>
+            <w:tcBorders>
+              <w:top w:val="single" w:sz="2" w:space="0" w:color="1F3564"/>
+              <w:left w:val="single" w:sz="1" w:space="0" w:color="CCCCCC"/>
+              <w:bottom w:val="single" w:sz="1" w:space="0" w:color="CCCCCC"/>
+              <w:right w:val="single" w:sz="1" w:space="0" w:color="CCCCCC"/>
+            </w:tcBorders>
+            <w:shd w:val="clear" w:color="auto" w:fill="FFFFFF"/>
+            <w:tcMar>
+              <w:top w:w="60" w:type="dxa"/>
+              <w:left w:w="100" w:type="dxa"/>
+              <w:bottom w:w="60" w:type="dxa"/>
+              <w:right w:w="100" w:type="dxa"/>
+            </w:tcMar>
+          </w:tcPr>
+          <w:p>
+            <w:r>
+              <w:rPr>
+                <w:color w:val="000000"/>
+                <w:sz w:val="20"/>
+                <w:szCs w:val="20"/>
+              </w:rPr>
+              <w:t>SIEMPRE (sin umbral)</w:t>
+            </w:r>
+          </w:p>
+        </w:tc>
+        <w:tc>
+          <w:tcPr>
+            <w:tcW w:w="3060" w:type="dxa"/>
+            <w:tcBorders>
+              <w:top w:val="single" w:sz="2" w:space="0" w:color="1F3564"/>
+              <w:left w:val="single" w:sz="1" w:space="0" w:color="CCCCCC"/>
+              <w:bottom w:val="single" w:sz="1" w:space="0" w:color="CCCCCC"/>
+              <w:right w:val="single" w:sz="1" w:space="0" w:color="CCCCCC"/>
+            </w:tcBorders>
+            <w:shd w:val="clear" w:color="auto" w:fill="FFFFFF"/>
+            <w:tcMar>
+              <w:top w:w="60" w:type="dxa"/>
+              <w:left w:w="100" w:type="dxa"/>
+              <w:bottom w:w="60" w:type="dxa"/>
+              <w:right w:w="100" w:type="dxa"/>
+            </w:tcMar>
+          </w:tcPr>
+          <w:p>
+            <w:r>
+              <w:rPr>
+                <w:color w:val="000000"/>
+                <w:sz w:val="20"/>
+                <w:szCs w:val="20"/>
+              </w:rPr>
+              <w:t xml:space="preserve">Toda operación de preventa</w:t>
+            </w:r>
+          </w:p>
+        </w:tc>
+      </w:tr>
+      <w:tr>
+        <w:tc>
+          <w:tcPr>
+            <w:tcW w:w="3500" w:type="dxa"/>
+            <w:tcBorders>
+              <w:top w:val="single" w:sz="1" w:space="0" w:color="CCCCCC"/>
+              <w:left w:val="single" w:sz="1" w:space="0" w:color="CCCCCC"/>
+              <w:bottom w:val="single" w:sz="1" w:space="0" w:color="CCCCCC"/>
+              <w:right w:val="single" w:sz="1" w:space="0" w:color="CCCCCC"/>
+            </w:tcBorders>
+            <w:shd w:val="clear" w:color="auto" w:fill="EAE0D0"/>
+            <w:tcMar>
+              <w:top w:w="60" w:type="dxa"/>
+              <w:left w:w="100" w:type="dxa"/>
+              <w:bottom w:w="60" w:type="dxa"/>
+              <w:right w:w="100" w:type="dxa"/>
+            </w:tcMar>
+          </w:tcPr>
+          <w:p>
             <w:r>
               <w:rPr>
                 <w:b/>
@@ -1269,7 +1091,7 @@
                 <w:sz w:val="20"/>
                 <w:szCs w:val="20"/>
               </w:rPr>
-              <w:t xml:space="preserve"> del cliente</w:t>
+              <w:t xml:space="preserve">Presentación de aviso ante SAT</w:t>
             </w:r>
           </w:p>
         </w:tc>
@@ -1277,7 +1099,7 @@
           <w:tcPr>
             <w:tcW w:w="2800" w:type="dxa"/>
             <w:tcBorders>
-              <w:top w:val="single" w:sz="2" w:space="0" w:color="1F3564"/>
+              <w:top w:val="single" w:sz="1" w:space="0" w:color="CCCCCC"/>
               <w:left w:val="single" w:sz="1" w:space="0" w:color="CCCCCC"/>
               <w:bottom w:val="single" w:sz="1" w:space="0" w:color="CCCCCC"/>
               <w:right w:val="single" w:sz="1" w:space="0" w:color="CCCCCC"/>
@@ -1297,7 +1119,7 @@
                 <w:sz w:val="20"/>
                 <w:szCs w:val="20"/>
               </w:rPr>
-              <w:t>SIEMPRE (sin umbral)</w:t>
+              <w:t>8,025 UMA</w:t>
             </w:r>
           </w:p>
         </w:tc>
@@ -1305,7 +1127,7 @@
           <w:tcPr>
             <w:tcW w:w="3060" w:type="dxa"/>
             <w:tcBorders>
-              <w:top w:val="single" w:sz="2" w:space="0" w:color="1F3564"/>
+              <w:top w:val="single" w:sz="1" w:space="0" w:color="CCCCCC"/>
               <w:left w:val="single" w:sz="1" w:space="0" w:color="CCCCCC"/>
               <w:bottom w:val="single" w:sz="1" w:space="0" w:color="CCCCCC"/>
               <w:right w:val="single" w:sz="1" w:space="0" w:color="CCCCCC"/>
@@ -1325,121 +1147,7 @@
                 <w:sz w:val="20"/>
                 <w:szCs w:val="20"/>
               </w:rPr>
-              <w:t xml:space="preserve">Toda </w:t>
-            </w:r>
-            <w:r>
-              <w:rPr>
-                <w:color w:val="000000"/>
-                <w:sz w:val="20"/>
-                <w:szCs w:val="20"/>
-              </w:rPr>
-              <w:t>operación</w:t>
-            </w:r>
-            <w:r>
-              <w:rPr>
-                <w:color w:val="000000"/>
-                <w:sz w:val="20"/>
-                <w:szCs w:val="20"/>
-              </w:rPr>
-              <w:t xml:space="preserve"> de preventa</w:t>
-            </w:r>
-          </w:p>
-        </w:tc>
-      </w:tr>
-      <w:tr>
-        <w:tc>
-          <w:tcPr>
-            <w:tcW w:w="3500" w:type="dxa"/>
-            <w:tcBorders>
-              <w:top w:val="single" w:sz="1" w:space="0" w:color="CCCCCC"/>
-              <w:left w:val="single" w:sz="1" w:space="0" w:color="CCCCCC"/>
-              <w:bottom w:val="single" w:sz="1" w:space="0" w:color="CCCCCC"/>
-              <w:right w:val="single" w:sz="1" w:space="0" w:color="CCCCCC"/>
-            </w:tcBorders>
-            <w:shd w:val="clear" w:color="auto" w:fill="EAE0D0"/>
-            <w:tcMar>
-              <w:top w:w="60" w:type="dxa"/>
-              <w:left w:w="100" w:type="dxa"/>
-              <w:bottom w:w="60" w:type="dxa"/>
-              <w:right w:w="100" w:type="dxa"/>
-            </w:tcMar>
-          </w:tcPr>
-          <w:p>
-            <w:r>
-              <w:rPr>
-                <w:b/>
-                <w:bCs/>
-                <w:color w:val="000000"/>
-                <w:sz w:val="20"/>
-                <w:szCs w:val="20"/>
-              </w:rPr>
-              <w:t>Presentación</w:t>
-            </w:r>
-            <w:r>
-              <w:rPr>
-                <w:b/>
-                <w:bCs/>
-                <w:color w:val="000000"/>
-                <w:sz w:val="20"/>
-                <w:szCs w:val="20"/>
-              </w:rPr>
-              <w:t xml:space="preserve"> de aviso ante SAT</w:t>
-            </w:r>
-          </w:p>
-        </w:tc>
-        <w:tc>
-          <w:tcPr>
-            <w:tcW w:w="2800" w:type="dxa"/>
-            <w:tcBorders>
-              <w:top w:val="single" w:sz="1" w:space="0" w:color="CCCCCC"/>
-              <w:left w:val="single" w:sz="1" w:space="0" w:color="CCCCCC"/>
-              <w:bottom w:val="single" w:sz="1" w:space="0" w:color="CCCCCC"/>
-              <w:right w:val="single" w:sz="1" w:space="0" w:color="CCCCCC"/>
-            </w:tcBorders>
-            <w:shd w:val="clear" w:color="auto" w:fill="FFFFFF"/>
-            <w:tcMar>
-              <w:top w:w="60" w:type="dxa"/>
-              <w:left w:w="100" w:type="dxa"/>
-              <w:bottom w:w="60" w:type="dxa"/>
-              <w:right w:w="100" w:type="dxa"/>
-            </w:tcMar>
-          </w:tcPr>
-          <w:p>
-            <w:r>
-              <w:rPr>
-                <w:color w:val="000000"/>
-                <w:sz w:val="20"/>
-                <w:szCs w:val="20"/>
-              </w:rPr>
-              <w:t>8,025 UMA</w:t>
-            </w:r>
-          </w:p>
-        </w:tc>
-        <w:tc>
-          <w:tcPr>
-            <w:tcW w:w="3060" w:type="dxa"/>
-            <w:tcBorders>
-              <w:top w:val="single" w:sz="1" w:space="0" w:color="CCCCCC"/>
-              <w:left w:val="single" w:sz="1" w:space="0" w:color="CCCCCC"/>
-              <w:bottom w:val="single" w:sz="1" w:space="0" w:color="CCCCCC"/>
-              <w:right w:val="single" w:sz="1" w:space="0" w:color="CCCCCC"/>
-            </w:tcBorders>
-            <w:shd w:val="clear" w:color="auto" w:fill="FFFFFF"/>
-            <w:tcMar>
-              <w:top w:w="60" w:type="dxa"/>
-              <w:left w:w="100" w:type="dxa"/>
-              <w:bottom w:w="60" w:type="dxa"/>
-              <w:right w:w="100" w:type="dxa"/>
-            </w:tcMar>
-          </w:tcPr>
-          <w:p>
-            <w:r>
-              <w:rPr>
-                <w:color w:val="000000"/>
-                <w:sz w:val="20"/>
-                <w:szCs w:val="20"/>
-              </w:rPr>
-              <w:t>$941,512 MXN</w:t>
+              <w:t>$941,413 MXN</w:t>
             </w:r>
           </w:p>
         </w:tc>
@@ -1452,19 +1160,7 @@
       </w:pPr>
       <w:r>
         <w:lastRenderedPageBreak/>
-        <w:t xml:space="preserve">IV. </w:t>
-      </w:r>
-      <w:r>
-        <w:t>Sujeción</w:t>
-      </w:r>
-      <w:r>
-        <w:t xml:space="preserve"> - </w:t>
-      </w:r>
-      <w:r>
-        <w:t>Fracción</w:t>
-      </w:r>
-      <w:r>
-        <w:t xml:space="preserve"> XV: Arrendamiento</w:t>
+        <w:t xml:space="preserve">IV. Sujeción - Fracción XV: Arrendamiento</w:t>
       </w:r>
     </w:p>
     <w:tbl>
@@ -1608,8 +1304,86 @@
                 <w:sz w:val="20"/>
                 <w:szCs w:val="20"/>
               </w:rPr>
-              <w:t>Identificación</w:t>
-            </w:r>
+              <w:t xml:space="preserve">Identificación del arrendatario</w:t>
+            </w:r>
+          </w:p>
+        </w:tc>
+        <w:tc>
+          <w:tcPr>
+            <w:tcW w:w="2800" w:type="dxa"/>
+            <w:tcBorders>
+              <w:top w:val="single" w:sz="2" w:space="0" w:color="1F3564"/>
+              <w:left w:val="single" w:sz="1" w:space="0" w:color="CCCCCC"/>
+              <w:bottom w:val="single" w:sz="1" w:space="0" w:color="CCCCCC"/>
+              <w:right w:val="single" w:sz="1" w:space="0" w:color="CCCCCC"/>
+            </w:tcBorders>
+            <w:shd w:val="clear" w:color="auto" w:fill="FFFFFF"/>
+            <w:tcMar>
+              <w:top w:w="60" w:type="dxa"/>
+              <w:left w:w="100" w:type="dxa"/>
+              <w:bottom w:w="60" w:type="dxa"/>
+              <w:right w:w="100" w:type="dxa"/>
+            </w:tcMar>
+          </w:tcPr>
+          <w:p>
+            <w:r>
+              <w:rPr>
+                <w:color w:val="000000"/>
+                <w:sz w:val="20"/>
+                <w:szCs w:val="20"/>
+              </w:rPr>
+              <w:t>1,605 UMA mensuales</w:t>
+            </w:r>
+          </w:p>
+        </w:tc>
+        <w:tc>
+          <w:tcPr>
+            <w:tcW w:w="3060" w:type="dxa"/>
+            <w:tcBorders>
+              <w:top w:val="single" w:sz="2" w:space="0" w:color="1F3564"/>
+              <w:left w:val="single" w:sz="1" w:space="0" w:color="CCCCCC"/>
+              <w:bottom w:val="single" w:sz="1" w:space="0" w:color="CCCCCC"/>
+              <w:right w:val="single" w:sz="1" w:space="0" w:color="CCCCCC"/>
+            </w:tcBorders>
+            <w:shd w:val="clear" w:color="auto" w:fill="FFFFFF"/>
+            <w:tcMar>
+              <w:top w:w="60" w:type="dxa"/>
+              <w:left w:w="100" w:type="dxa"/>
+              <w:bottom w:w="60" w:type="dxa"/>
+              <w:right w:w="100" w:type="dxa"/>
+            </w:tcMar>
+          </w:tcPr>
+          <w:p>
+            <w:r>
+              <w:rPr>
+                <w:color w:val="000000"/>
+                <w:sz w:val="20"/>
+                <w:szCs w:val="20"/>
+              </w:rPr>
+              <w:t>$188,283 MXN/mes</w:t>
+            </w:r>
+          </w:p>
+        </w:tc>
+      </w:tr>
+      <w:tr>
+        <w:tc>
+          <w:tcPr>
+            <w:tcW w:w="3500" w:type="dxa"/>
+            <w:tcBorders>
+              <w:top w:val="single" w:sz="1" w:space="0" w:color="CCCCCC"/>
+              <w:left w:val="single" w:sz="1" w:space="0" w:color="CCCCCC"/>
+              <w:bottom w:val="single" w:sz="1" w:space="0" w:color="CCCCCC"/>
+              <w:right w:val="single" w:sz="1" w:space="0" w:color="CCCCCC"/>
+            </w:tcBorders>
+            <w:shd w:val="clear" w:color="auto" w:fill="EAE0D0"/>
+            <w:tcMar>
+              <w:top w:w="60" w:type="dxa"/>
+              <w:left w:w="100" w:type="dxa"/>
+              <w:bottom w:w="60" w:type="dxa"/>
+              <w:right w:w="100" w:type="dxa"/>
+            </w:tcMar>
+          </w:tcPr>
+          <w:p>
             <w:r>
               <w:rPr>
                 <w:b/>
@@ -1618,7 +1392,7 @@
                 <w:sz w:val="20"/>
                 <w:szCs w:val="20"/>
               </w:rPr>
-              <w:t xml:space="preserve"> del arrendatario</w:t>
+              <w:t xml:space="preserve">Presentación de aviso ante SAT</w:t>
             </w:r>
           </w:p>
         </w:tc>
@@ -1626,7 +1400,7 @@
           <w:tcPr>
             <w:tcW w:w="2800" w:type="dxa"/>
             <w:tcBorders>
-              <w:top w:val="single" w:sz="2" w:space="0" w:color="1F3564"/>
+              <w:top w:val="single" w:sz="1" w:space="0" w:color="CCCCCC"/>
               <w:left w:val="single" w:sz="1" w:space="0" w:color="CCCCCC"/>
               <w:bottom w:val="single" w:sz="1" w:space="0" w:color="CCCCCC"/>
               <w:right w:val="single" w:sz="1" w:space="0" w:color="CCCCCC"/>
@@ -1646,7 +1420,7 @@
                 <w:sz w:val="20"/>
                 <w:szCs w:val="20"/>
               </w:rPr>
-              <w:t>1,605 UMA mensuales</w:t>
+              <w:t>3,210 UMA mensuales</w:t>
             </w:r>
           </w:p>
         </w:tc>
@@ -1654,7 +1428,7 @@
           <w:tcPr>
             <w:tcW w:w="3060" w:type="dxa"/>
             <w:tcBorders>
-              <w:top w:val="single" w:sz="2" w:space="0" w:color="1F3564"/>
+              <w:top w:val="single" w:sz="1" w:space="0" w:color="CCCCCC"/>
               <w:left w:val="single" w:sz="1" w:space="0" w:color="CCCCCC"/>
               <w:bottom w:val="single" w:sz="1" w:space="0" w:color="CCCCCC"/>
               <w:right w:val="single" w:sz="1" w:space="0" w:color="CCCCCC"/>
@@ -1674,105 +1448,7 @@
                 <w:sz w:val="20"/>
                 <w:szCs w:val="20"/>
               </w:rPr>
-              <w:t>$188,283 MXN/mes</w:t>
-            </w:r>
-          </w:p>
-        </w:tc>
-      </w:tr>
-      <w:tr>
-        <w:tc>
-          <w:tcPr>
-            <w:tcW w:w="3500" w:type="dxa"/>
-            <w:tcBorders>
-              <w:top w:val="single" w:sz="1" w:space="0" w:color="CCCCCC"/>
-              <w:left w:val="single" w:sz="1" w:space="0" w:color="CCCCCC"/>
-              <w:bottom w:val="single" w:sz="1" w:space="0" w:color="CCCCCC"/>
-              <w:right w:val="single" w:sz="1" w:space="0" w:color="CCCCCC"/>
-            </w:tcBorders>
-            <w:shd w:val="clear" w:color="auto" w:fill="EAE0D0"/>
-            <w:tcMar>
-              <w:top w:w="60" w:type="dxa"/>
-              <w:left w:w="100" w:type="dxa"/>
-              <w:bottom w:w="60" w:type="dxa"/>
-              <w:right w:w="100" w:type="dxa"/>
-            </w:tcMar>
-          </w:tcPr>
-          <w:p>
-            <w:r>
-              <w:rPr>
-                <w:b/>
-                <w:bCs/>
-                <w:color w:val="000000"/>
-                <w:sz w:val="20"/>
-                <w:szCs w:val="20"/>
-              </w:rPr>
-              <w:t>Presentación</w:t>
-            </w:r>
-            <w:r>
-              <w:rPr>
-                <w:b/>
-                <w:bCs/>
-                <w:color w:val="000000"/>
-                <w:sz w:val="20"/>
-                <w:szCs w:val="20"/>
-              </w:rPr>
-              <w:t xml:space="preserve"> de aviso ante SAT</w:t>
-            </w:r>
-          </w:p>
-        </w:tc>
-        <w:tc>
-          <w:tcPr>
-            <w:tcW w:w="2800" w:type="dxa"/>
-            <w:tcBorders>
-              <w:top w:val="single" w:sz="1" w:space="0" w:color="CCCCCC"/>
-              <w:left w:val="single" w:sz="1" w:space="0" w:color="CCCCCC"/>
-              <w:bottom w:val="single" w:sz="1" w:space="0" w:color="CCCCCC"/>
-              <w:right w:val="single" w:sz="1" w:space="0" w:color="CCCCCC"/>
-            </w:tcBorders>
-            <w:shd w:val="clear" w:color="auto" w:fill="FFFFFF"/>
-            <w:tcMar>
-              <w:top w:w="60" w:type="dxa"/>
-              <w:left w:w="100" w:type="dxa"/>
-              <w:bottom w:w="60" w:type="dxa"/>
-              <w:right w:w="100" w:type="dxa"/>
-            </w:tcMar>
-          </w:tcPr>
-          <w:p>
-            <w:r>
-              <w:rPr>
-                <w:color w:val="000000"/>
-                <w:sz w:val="20"/>
-                <w:szCs w:val="20"/>
-              </w:rPr>
-              <w:t>3,210 UMA mensuales</w:t>
-            </w:r>
-          </w:p>
-        </w:tc>
-        <w:tc>
-          <w:tcPr>
-            <w:tcW w:w="3060" w:type="dxa"/>
-            <w:tcBorders>
-              <w:top w:val="single" w:sz="1" w:space="0" w:color="CCCCCC"/>
-              <w:left w:val="single" w:sz="1" w:space="0" w:color="CCCCCC"/>
-              <w:bottom w:val="single" w:sz="1" w:space="0" w:color="CCCCCC"/>
-              <w:right w:val="single" w:sz="1" w:space="0" w:color="CCCCCC"/>
-            </w:tcBorders>
-            <w:shd w:val="clear" w:color="auto" w:fill="FFFFFF"/>
-            <w:tcMar>
-              <w:top w:w="60" w:type="dxa"/>
-              <w:left w:w="100" w:type="dxa"/>
-              <w:bottom w:w="60" w:type="dxa"/>
-              <w:right w:w="100" w:type="dxa"/>
-            </w:tcMar>
-          </w:tcPr>
-          <w:p>
-            <w:r>
-              <w:rPr>
-                <w:color w:val="000000"/>
-                <w:sz w:val="20"/>
-                <w:szCs w:val="20"/>
-              </w:rPr>
-              <w:t>$376,566 MXN/mes</w:t>
+              <w:t>$376,565 MXN/mes</w:t>
             </w:r>
           </w:p>
         </w:tc>
@@ -1784,10 +1460,7 @@
         <w:pStyle w:val="Ttulo1"/>
       </w:pPr>
       <w:r>
-        <w:t xml:space="preserve">V. </w:t>
-      </w:r>
-      <w:r>
-        <w:t>Conclusión</w:t>
+        <w:t xml:space="preserve">V. Conclusión</w:t>
       </w:r>
     </w:p>
     <w:p>
@@ -1799,91 +1472,7 @@
         <w:rPr>
           <w:color w:val="000000"/>
         </w:rPr>
-        <w:t xml:space="preserve">Con base en el </w:t>
-      </w:r>
-      <w:r>
-        <w:rPr>
-          <w:color w:val="000000"/>
-        </w:rPr>
-        <w:t>análisis</w:t>
-      </w:r>
-      <w:r>
-        <w:rPr>
-          <w:color w:val="000000"/>
-        </w:rPr>
-        <w:t xml:space="preserve"> anterior, la empresa SE ENCUENTRA SUJETA a las obligaciones de la LFPIORPI en sus Fracciones V, V Bis y XV del </w:t>
-      </w:r>
-      <w:r>
-        <w:rPr>
-          <w:color w:val="000000"/>
-        </w:rPr>
-        <w:t>artículo</w:t>
-      </w:r>
-      <w:r>
-        <w:rPr>
-          <w:color w:val="000000"/>
-        </w:rPr>
-        <w:t xml:space="preserve"> 17, y </w:t>
-      </w:r>
-      <w:r>
-        <w:rPr>
-          <w:color w:val="000000"/>
-        </w:rPr>
-        <w:t>deberá</w:t>
-      </w:r>
-      <w:r>
-        <w:rPr>
-          <w:color w:val="000000"/>
-        </w:rPr>
-        <w:t xml:space="preserve"> cumplir con la totalidad de las obligaciones establecidas en los </w:t>
-      </w:r>
-      <w:r>
-        <w:rPr>
-          <w:color w:val="000000"/>
-        </w:rPr>
-        <w:t>artículos</w:t>
-      </w:r>
-      <w:r>
-        <w:rPr>
-          <w:color w:val="000000"/>
-        </w:rPr>
-        <w:t xml:space="preserve"> 17 al 24, en los </w:t>
-      </w:r>
-      <w:r>
-        <w:rPr>
-          <w:color w:val="000000"/>
-        </w:rPr>
-        <w:t>términos</w:t>
-      </w:r>
-      <w:r>
-        <w:rPr>
-          <w:color w:val="000000"/>
-        </w:rPr>
-        <w:t xml:space="preserve"> del Reglamento reformado vigente desde el 27 de marzo de 2026. El incumplimiento puede resultar en sanciones desde $500,000 hasta $2,000,000 MXN por </w:t>
-      </w:r>
-      <w:r>
-        <w:rPr>
-          <w:color w:val="000000"/>
-        </w:rPr>
-        <w:t>infracción</w:t>
-      </w:r>
-      <w:r>
-        <w:rPr>
-          <w:color w:val="000000"/>
-        </w:rPr>
-        <w:t xml:space="preserve">, adicionales a las consecuencias penales previstas en el </w:t>
-      </w:r>
-      <w:r>
-        <w:rPr>
-          <w:color w:val="000000"/>
-        </w:rPr>
-        <w:t>Código</w:t>
-      </w:r>
-      <w:r>
-        <w:rPr>
-          <w:color w:val="000000"/>
-        </w:rPr>
-        <w:t xml:space="preserve"> Penal Federal.</w:t>
+        <w:t xml:space="preserve">Con base en el análisis anterior, la empresa SE ENCUENTRA SUJETA a las obligaciones de la LFPIORPI en sus Fracciones V, V Bis y XV del artículo 17, y deberá cumplir con la totalidad de las obligaciones establecidas en los artículos 17 al 24, en los términos del Reglamento reformado vigente desde el 27 de marzo de 2026. El incumplimiento puede resultar en sanciones desde $500,000 hasta $2,000,000 MXN por infracción, adicionales a las consecuencias penales previstas en el Código Penal Federal.</w:t>
       </w:r>
     </w:p>
     <w:p/>
@@ -1943,13 +1532,7 @@
         <w:rPr>
           <w:color w:val="000000"/>
         </w:rPr>
-        <w:t xml:space="preserve">Certus PLD | Merida, </w:t>
-      </w:r>
-      <w:r>
-        <w:rPr>
-          <w:color w:val="000000"/>
-        </w:rPr>
-        <w:t>Yucatán</w:t>
+        <w:t xml:space="preserve">Certus PLD | Merida, Yucatán</w:t>
       </w:r>
     </w:p>
     <w:p>
@@ -1961,13 +1544,7 @@
         <w:rPr>
           <w:color w:val="000000"/>
         </w:rPr>
-        <w:t>contacto@certusconsultores.com.mx</w:t>
-      </w:r>
-      <w:r>
-        <w:rPr>
-          <w:color w:val="000000"/>
-        </w:rPr>
-        <w:t>| 999 163 1363</w:t>
+        <w:t>contacto@certusconsultores.com.mx| 999 163 1363</w:t>
       </w:r>
     </w:p>
     <w:sectPr>
